--- a/docs/2-云作业-管理员与教师使用手册.docx
+++ b/docs/2-云作业-管理员与教师使用手册.docx
@@ -2502,6 +2502,60 @@
     </w:p>
     <w:p>
       <w:pPr>
+        <w:pStyle w:val="NoteText"/>
+        <w:ind w:left="113" w:right="113"/>
+        <w:spacing w:before="120" w:after="120" w:line="300" w:lineRule="auto"/>
+        <w:shd w:val="clear" w:color="auto" w:fill="EDF3FF"/>
+        <w:pBdr>
+          <w:top w:val="single" w:sz="6" w:space="6" w:color="2B6CF6"/>
+          <w:left w:val="single" w:sz="6" w:space="6" w:color="2B6CF6"/>
+          <w:bottom w:val="single" w:sz="6" w:space="6" w:color="2B6CF6"/>
+          <w:right w:val="single" w:sz="6" w:space="6" w:color="2B6CF6"/>
+        </w:pBdr>
+      </w:pPr>
+      <w:r>
+        <w:rPr>
+          <w:rFonts w:ascii="微软雅黑" w:hAnsi="微软雅黑" w:eastAsia="微软雅黑" w:cs="微软雅黑"/>
+          <w:b/>
+          <w:bCs/>
+          <w:color w:val="1B3A7A"/>
+          <w:sz w:val="20"/>
+          <w:szCs w:val="20"/>
+        </w:rPr>
+        <w:t xml:space="preserve">提示　</w:t>
+      </w:r>
+      <w:r>
+        <w:rPr>
+          <w:rFonts w:ascii="宋体" w:hAnsi="宋体" w:eastAsia="宋体" w:cs="宋体"/>
+          <w:color w:val="1B3A7A"/>
+          <w:sz w:val="20"/>
+          <w:szCs w:val="20"/>
+        </w:rPr>
+        <w:t xml:space="preserve">如果不想一个个分班，可以在「系统设置」里勾选 </w:t>
+      </w:r>
+      <w:r>
+        <w:rPr>
+          <w:rFonts w:ascii="宋体" w:hAnsi="宋体" w:eastAsia="宋体" w:cs="宋体"/>
+          <w:b/>
+          <w:bCs/>
+          <w:color w:val="1B3A7A"/>
+          <w:sz w:val="20"/>
+          <w:szCs w:val="20"/>
+        </w:rPr>
+        <w:t xml:space="preserve">允许学生自选班级</w:t>
+      </w:r>
+      <w:r>
+        <w:rPr>
+          <w:rFonts w:ascii="宋体" w:hAnsi="宋体" w:eastAsia="宋体" w:cs="宋体"/>
+          <w:color w:val="1B3A7A"/>
+          <w:sz w:val="20"/>
+          <w:szCs w:val="20"/>
+        </w:rPr>
+        <w:t xml:space="preserve">：学生注册时就能自己选班级，登录后也能自己切换（详见 3.6）。管理员仍然可以在「账号管理」里随时纠正学生的班级。</w:t>
+      </w:r>
+    </w:p>
+    <w:p>
+      <w:pPr>
         <w:pStyle w:val="Heading2"/>
         <w:keepNext/>
       </w:pPr>
@@ -2638,7 +2692,7 @@
       <w:r>
         <w:drawing>
           <wp:inline distT="0" distB="0" distL="0" distR="0">
-            <wp:extent cx="5486400" cy="3803904"/>
+            <wp:extent cx="4898571" cy="4114800"/>
             <wp:effectExtent l="0" t="0" r="0" b="0"/>
             <wp:docPr id="7" name="图片 7"/>
             <wp:cNvGraphicFramePr>
@@ -2660,7 +2714,7 @@
                   <pic:spPr>
                     <a:xfrm>
                       <a:off x="0" y="0"/>
-                      <a:ext cx="5486400" cy="3803904"/>
+                      <a:ext cx="4898571" cy="4114800"/>
                     </a:xfrm>
                     <a:prstGeom prst="rect">
                       <a:avLst/>
@@ -3146,7 +3200,7 @@
       <w:r>
         <w:drawing>
           <wp:inline distT="0" distB="0" distL="0" distR="0">
-            <wp:extent cx="5486400" cy="3803904"/>
+            <wp:extent cx="4675909" cy="4114800"/>
             <wp:effectExtent l="0" t="0" r="0" b="0"/>
             <wp:docPr id="9" name="图片 9"/>
             <wp:cNvGraphicFramePr>
@@ -3168,7 +3222,7 @@
                   <pic:spPr>
                     <a:xfrm>
                       <a:off x="0" y="0"/>
-                      <a:ext cx="5486400" cy="3803904"/>
+                      <a:ext cx="4675909" cy="4114800"/>
                     </a:xfrm>
                     <a:prstGeom prst="rect">
                       <a:avLst/>
@@ -5565,7 +5619,7 @@
           <w:sz w:val="18"/>
           <w:szCs w:val="18"/>
         </w:rPr>
-        <w:t xml:space="preserve">图 13　系统设置：站点信息、注册开关与数据备份</w:t>
+        <w:t xml:space="preserve">图 13　系统设置：站点信息、注册与班级策略、数据备份</w:t>
       </w:r>
     </w:p>
     <w:p>
@@ -5661,7 +5715,7 @@
           <w:sz w:val="18"/>
           <w:szCs w:val="18"/>
         </w:rPr>
-        <w:t xml:space="preserve"> 注册页提示语</w:t>
+        <w:t xml:space="preserve"> 允许学生自选班级</w:t>
       </w:r>
       <w:r>
         <w:rPr>
@@ -5689,7 +5743,7 @@
           <w:sz w:val="18"/>
           <w:szCs w:val="18"/>
         </w:rPr>
-        <w:t xml:space="preserve"> 保存设置</w:t>
+        <w:t xml:space="preserve"> 注册页提示语</w:t>
       </w:r>
       <w:r>
         <w:rPr>
@@ -5709,6 +5763,34 @@
           <w:szCs w:val="18"/>
         </w:rPr>
         <w:t xml:space="preserve">5</w:t>
+      </w:r>
+      <w:r>
+        <w:rPr>
+          <w:rFonts w:ascii="宋体" w:hAnsi="宋体" w:eastAsia="宋体" w:cs="宋体"/>
+          <w:color w:val="47536B"/>
+          <w:sz w:val="18"/>
+          <w:szCs w:val="18"/>
+        </w:rPr>
+        <w:t xml:space="preserve"> 保存设置</w:t>
+      </w:r>
+      <w:r>
+        <w:rPr>
+          <w:rFonts w:ascii="宋体" w:hAnsi="宋体" w:eastAsia="宋体" w:cs="宋体"/>
+          <w:sz w:val="17"/>
+          <w:szCs w:val="17"/>
+        </w:rPr>
+        <w:t xml:space="preserve">　　</w:t>
+      </w:r>
+      <w:r>
+        <w:rPr>
+          <w:rFonts w:ascii="微软雅黑" w:hAnsi="微软雅黑" w:eastAsia="微软雅黑" w:cs="微软雅黑"/>
+          <w:b/>
+          <w:bCs/>
+          <w:color w:val="FF3B30"/>
+          <w:sz w:val="18"/>
+          <w:szCs w:val="18"/>
+        </w:rPr>
+        <w:t xml:space="preserve">6</w:t>
       </w:r>
       <w:r>
         <w:rPr>
@@ -5980,6 +6062,68 @@
                 <w:sz w:val="19"/>
                 <w:szCs w:val="19"/>
               </w:rPr>
+              <w:t xml:space="preserve">允许学生自选班级</w:t>
+            </w:r>
+          </w:p>
+        </w:tc>
+        <w:tc>
+          <w:tcPr>
+            <w:tcW w:w="3765" w:type="dxa"/>
+            <w:vAlign w:val="center"/>
+          </w:tcPr>
+          <w:p>
+            <w:pPr>
+              <w:pStyle w:val="TableText"/>
+            </w:pPr>
+            <w:r>
+              <w:rPr>
+                <w:rFonts w:ascii="宋体" w:hAnsi="宋体" w:eastAsia="宋体" w:cs="宋体"/>
+                <w:sz w:val="19"/>
+                <w:szCs w:val="19"/>
+              </w:rPr>
+              <w:t xml:space="preserve">勾选后：学生注册时可选择班级，登录后也能自己切换</w:t>
+            </w:r>
+          </w:p>
+        </w:tc>
+        <w:tc>
+          <w:tcPr>
+            <w:tcW w:w="3388" w:type="dxa"/>
+            <w:vAlign w:val="center"/>
+          </w:tcPr>
+          <w:p>
+            <w:pPr>
+              <w:pStyle w:val="TableText"/>
+            </w:pPr>
+            <w:r>
+              <w:rPr>
+                <w:rFonts w:ascii="宋体" w:hAnsi="宋体" w:eastAsia="宋体" w:cs="宋体"/>
+                <w:sz w:val="19"/>
+                <w:szCs w:val="19"/>
+              </w:rPr>
+              <w:t xml:space="preserve">适合公开报名、学生自己注册的场景；需要严格控班时保持关闭</w:t>
+            </w:r>
+          </w:p>
+        </w:tc>
+      </w:tr>
+      <w:tr>
+        <w:trPr>
+          <w:cantSplit/>
+        </w:trPr>
+        <w:tc>
+          <w:tcPr>
+            <w:tcW w:w="2259" w:type="dxa"/>
+            <w:vAlign w:val="center"/>
+          </w:tcPr>
+          <w:p>
+            <w:pPr>
+              <w:pStyle w:val="TableText"/>
+            </w:pPr>
+            <w:r>
+              <w:rPr>
+                <w:rFonts w:ascii="宋体" w:hAnsi="宋体" w:eastAsia="宋体" w:cs="宋体"/>
+                <w:sz w:val="19"/>
+                <w:szCs w:val="19"/>
+              </w:rPr>
               <w:t xml:space="preserve">注册页提示语</w:t>
             </w:r>
           </w:p>
@@ -6133,7 +6277,7 @@
           <w:sz w:val="20"/>
           <w:szCs w:val="20"/>
         </w:rPr>
-        <w:t xml:space="preserve">没有班级</w:t>
+        <w:t xml:space="preserve">默认没有班级</w:t>
       </w:r>
       <w:r>
         <w:rPr>
@@ -6142,7 +6286,7 @@
           <w:sz w:val="20"/>
           <w:szCs w:val="20"/>
         </w:rPr>
-        <w:t xml:space="preserve">，只能看到「面向全部学生」的作业。学生注册后记得在「账号管理」里给他分配班级。</w:t>
+        <w:t xml:space="preserve">，只能看到「面向全部学生」的作业。两种解决办法：① 在「账号管理」里给他分配班级；② 开启「允许学生自选班级」，让学生自己在「我的作业」页点「选择班级」。</w:t>
       </w:r>
     </w:p>
     <w:p>
@@ -6593,7 +6737,7 @@
       <w:r>
         <w:drawing>
           <wp:inline distT="0" distB="0" distL="0" distR="0">
-            <wp:extent cx="5486400" cy="3803904"/>
+            <wp:extent cx="4898571" cy="4114800"/>
             <wp:effectExtent l="0" t="0" r="0" b="0"/>
             <wp:docPr id="15" name="图片 15"/>
             <wp:cNvGraphicFramePr>
@@ -6615,7 +6759,7 @@
                   <pic:spPr>
                     <a:xfrm>
                       <a:off x="0" y="0"/>
-                      <a:ext cx="5486400" cy="3803904"/>
+                      <a:ext cx="4898571" cy="4114800"/>
                     </a:xfrm>
                     <a:prstGeom prst="rect">
                       <a:avLst/>
@@ -6741,7 +6885,7 @@
           <w:sz w:val="18"/>
           <w:szCs w:val="18"/>
         </w:rPr>
-        <w:t xml:space="preserve"> 面向班级（不勾＝全体）</w:t>
+        <w:t xml:space="preserve"> 参考答案（可选）</w:t>
       </w:r>
       <w:r>
         <w:rPr>
@@ -6769,7 +6913,7 @@
           <w:sz w:val="18"/>
           <w:szCs w:val="18"/>
         </w:rPr>
-        <w:t xml:space="preserve"> 截止时间</w:t>
+        <w:t xml:space="preserve"> 学生何时能看到参考答案</w:t>
       </w:r>
       <w:r>
         <w:rPr>
@@ -6797,7 +6941,7 @@
           <w:sz w:val="18"/>
           <w:szCs w:val="18"/>
         </w:rPr>
-        <w:t xml:space="preserve"> 满分</w:t>
+        <w:t xml:space="preserve"> 面向班级（不勾＝全体）</w:t>
       </w:r>
       <w:r>
         <w:rPr>
@@ -6825,7 +6969,7 @@
           <w:sz w:val="18"/>
           <w:szCs w:val="18"/>
         </w:rPr>
-        <w:t xml:space="preserve"> 题目附件</w:t>
+        <w:t xml:space="preserve"> 截止时间</w:t>
       </w:r>
       <w:r>
         <w:rPr>
@@ -6845,6 +6989,62 @@
           <w:szCs w:val="18"/>
         </w:rPr>
         <w:t xml:space="preserve">7</w:t>
+      </w:r>
+      <w:r>
+        <w:rPr>
+          <w:rFonts w:ascii="宋体" w:hAnsi="宋体" w:eastAsia="宋体" w:cs="宋体"/>
+          <w:color w:val="47536B"/>
+          <w:sz w:val="18"/>
+          <w:szCs w:val="18"/>
+        </w:rPr>
+        <w:t xml:space="preserve"> 满分</w:t>
+      </w:r>
+      <w:r>
+        <w:rPr>
+          <w:rFonts w:ascii="宋体" w:hAnsi="宋体" w:eastAsia="宋体" w:cs="宋体"/>
+          <w:sz w:val="17"/>
+          <w:szCs w:val="17"/>
+        </w:rPr>
+        <w:t xml:space="preserve">　　</w:t>
+      </w:r>
+      <w:r>
+        <w:rPr>
+          <w:rFonts w:ascii="微软雅黑" w:hAnsi="微软雅黑" w:eastAsia="微软雅黑" w:cs="微软雅黑"/>
+          <w:b/>
+          <w:bCs/>
+          <w:color w:val="FF3B30"/>
+          <w:sz w:val="18"/>
+          <w:szCs w:val="18"/>
+        </w:rPr>
+        <w:t xml:space="preserve">8</w:t>
+      </w:r>
+      <w:r>
+        <w:rPr>
+          <w:rFonts w:ascii="宋体" w:hAnsi="宋体" w:eastAsia="宋体" w:cs="宋体"/>
+          <w:color w:val="47536B"/>
+          <w:sz w:val="18"/>
+          <w:szCs w:val="18"/>
+        </w:rPr>
+        <w:t xml:space="preserve"> 题目附件</w:t>
+      </w:r>
+      <w:r>
+        <w:rPr>
+          <w:rFonts w:ascii="宋体" w:hAnsi="宋体" w:eastAsia="宋体" w:cs="宋体"/>
+          <w:sz w:val="17"/>
+          <w:szCs w:val="17"/>
+        </w:rPr>
+        <w:t xml:space="preserve">　　</w:t>
+      </w:r>
+      <w:r>
+        <w:rPr>
+          <w:rFonts w:ascii="微软雅黑" w:hAnsi="微软雅黑" w:eastAsia="微软雅黑" w:cs="微软雅黑"/>
+          <w:b/>
+          <w:bCs/>
+          <w:color w:val="FF3B30"/>
+          <w:sz w:val="18"/>
+          <w:szCs w:val="18"/>
+        </w:rPr>
+        <w:t xml:space="preserve">9</w:t>
       </w:r>
       <w:r>
         <w:rPr>
@@ -6875,9 +7075,9 @@
         </w:tblCellMar>
       </w:tblPr>
       <w:tblGrid>
-        <w:gridCol w:w="2071"/>
+        <w:gridCol w:w="2259"/>
         <w:gridCol w:w="1129"/>
-        <w:gridCol w:w="6212"/>
+        <w:gridCol w:w="6024"/>
       </w:tblGrid>
       <w:tr>
         <w:trPr>
@@ -6886,7 +7086,7 @@
         </w:trPr>
         <w:tc>
           <w:tcPr>
-            <w:tcW w:w="2071" w:type="dxa"/>
+            <w:tcW w:w="2259" w:type="dxa"/>
             <w:shd w:val="clear" w:color="auto" w:fill="EAF1FF"/>
             <w:vAlign w:val="center"/>
           </w:tcPr>
@@ -6932,7 +7132,7 @@
         </w:tc>
         <w:tc>
           <w:tcPr>
-            <w:tcW w:w="6212" w:type="dxa"/>
+            <w:tcW w:w="6024" w:type="dxa"/>
             <w:shd w:val="clear" w:color="auto" w:fill="EAF1FF"/>
             <w:vAlign w:val="center"/>
           </w:tcPr>
@@ -6960,7 +7160,7 @@
         </w:trPr>
         <w:tc>
           <w:tcPr>
-            <w:tcW w:w="2071" w:type="dxa"/>
+            <w:tcW w:w="2259" w:type="dxa"/>
             <w:vAlign w:val="center"/>
           </w:tcPr>
           <w:p>
@@ -6998,7 +7198,7 @@
         </w:tc>
         <w:tc>
           <w:tcPr>
-            <w:tcW w:w="6212" w:type="dxa"/>
+            <w:tcW w:w="6024" w:type="dxa"/>
             <w:vAlign w:val="center"/>
           </w:tcPr>
           <w:p>
@@ -7022,7 +7222,7 @@
         </w:trPr>
         <w:tc>
           <w:tcPr>
-            <w:tcW w:w="2071" w:type="dxa"/>
+            <w:tcW w:w="2259" w:type="dxa"/>
             <w:vAlign w:val="center"/>
           </w:tcPr>
           <w:p>
@@ -7060,7 +7260,7 @@
         </w:tc>
         <w:tc>
           <w:tcPr>
-            <w:tcW w:w="6212" w:type="dxa"/>
+            <w:tcW w:w="6024" w:type="dxa"/>
             <w:vAlign w:val="center"/>
           </w:tcPr>
           <w:p>
@@ -7084,20 +7284,20 @@
         </w:trPr>
         <w:tc>
           <w:tcPr>
-            <w:tcW w:w="2071" w:type="dxa"/>
-            <w:vAlign w:val="center"/>
-          </w:tcPr>
-          <w:p>
-            <w:pPr>
-              <w:pStyle w:val="TableText"/>
-            </w:pPr>
-            <w:r>
-              <w:rPr>
-                <w:rFonts w:ascii="宋体" w:hAnsi="宋体" w:eastAsia="宋体" w:cs="宋体"/>
-                <w:sz w:val="19"/>
-                <w:szCs w:val="19"/>
-              </w:rPr>
-              <w:t xml:space="preserve">面向班级</w:t>
+            <w:tcW w:w="2259" w:type="dxa"/>
+            <w:vAlign w:val="center"/>
+          </w:tcPr>
+          <w:p>
+            <w:pPr>
+              <w:pStyle w:val="TableText"/>
+            </w:pPr>
+            <w:r>
+              <w:rPr>
+                <w:rFonts w:ascii="宋体" w:hAnsi="宋体" w:eastAsia="宋体" w:cs="宋体"/>
+                <w:sz w:val="19"/>
+                <w:szCs w:val="19"/>
+              </w:rPr>
+              <w:t xml:space="preserve">参考答案</w:t>
             </w:r>
           </w:p>
         </w:tc>
@@ -7122,20 +7322,20 @@
         </w:tc>
         <w:tc>
           <w:tcPr>
-            <w:tcW w:w="6212" w:type="dxa"/>
-            <w:vAlign w:val="center"/>
-          </w:tcPr>
-          <w:p>
-            <w:pPr>
-              <w:pStyle w:val="TableText"/>
-            </w:pPr>
-            <w:r>
-              <w:rPr>
-                <w:rFonts w:ascii="宋体" w:hAnsi="宋体" w:eastAsia="宋体" w:cs="宋体"/>
-                <w:sz w:val="19"/>
-                <w:szCs w:val="19"/>
-              </w:rPr>
-              <w:t xml:space="preserve">不勾选＝面向全部学生；可多选，方便给多个班布置同一份作业</w:t>
+            <w:tcW w:w="6024" w:type="dxa"/>
+            <w:vAlign w:val="center"/>
+          </w:tcPr>
+          <w:p>
+            <w:pPr>
+              <w:pStyle w:val="TableText"/>
+            </w:pPr>
+            <w:r>
+              <w:rPr>
+                <w:rFonts w:ascii="宋体" w:hAnsi="宋体" w:eastAsia="宋体" w:cs="宋体"/>
+                <w:sz w:val="19"/>
+                <w:szCs w:val="19"/>
+              </w:rPr>
+              <w:t xml:space="preserve">标准答案或解题思路，最多 2 万字；留空表示这份作业没有参考答案</w:t>
             </w:r>
           </w:p>
         </w:tc>
@@ -7146,20 +7346,20 @@
         </w:trPr>
         <w:tc>
           <w:tcPr>
-            <w:tcW w:w="2071" w:type="dxa"/>
-            <w:vAlign w:val="center"/>
-          </w:tcPr>
-          <w:p>
-            <w:pPr>
-              <w:pStyle w:val="TableText"/>
-            </w:pPr>
-            <w:r>
-              <w:rPr>
-                <w:rFonts w:ascii="宋体" w:hAnsi="宋体" w:eastAsia="宋体" w:cs="宋体"/>
-                <w:sz w:val="19"/>
-                <w:szCs w:val="19"/>
-              </w:rPr>
-              <w:t xml:space="preserve">截止时间</w:t>
+            <w:tcW w:w="2259" w:type="dxa"/>
+            <w:vAlign w:val="center"/>
+          </w:tcPr>
+          <w:p>
+            <w:pPr>
+              <w:pStyle w:val="TableText"/>
+            </w:pPr>
+            <w:r>
+              <w:rPr>
+                <w:rFonts w:ascii="宋体" w:hAnsi="宋体" w:eastAsia="宋体" w:cs="宋体"/>
+                <w:sz w:val="19"/>
+                <w:szCs w:val="19"/>
+              </w:rPr>
+              <w:t xml:space="preserve">学生何时能看到参考答案</w:t>
             </w:r>
           </w:p>
         </w:tc>
@@ -7184,20 +7384,20 @@
         </w:tc>
         <w:tc>
           <w:tcPr>
-            <w:tcW w:w="6212" w:type="dxa"/>
-            <w:vAlign w:val="center"/>
-          </w:tcPr>
-          <w:p>
-            <w:pPr>
-              <w:pStyle w:val="TableText"/>
-            </w:pPr>
-            <w:r>
-              <w:rPr>
-                <w:rFonts w:ascii="宋体" w:hAnsi="宋体" w:eastAsia="宋体" w:cs="宋体"/>
-                <w:sz w:val="19"/>
-                <w:szCs w:val="19"/>
-              </w:rPr>
-              <w:t xml:space="preserve">留空表示不限时；到期后学生无法提交（除非勾选允许逾期）</w:t>
+            <w:tcW w:w="6024" w:type="dxa"/>
+            <w:vAlign w:val="center"/>
+          </w:tcPr>
+          <w:p>
+            <w:pPr>
+              <w:pStyle w:val="TableText"/>
+            </w:pPr>
+            <w:r>
+              <w:rPr>
+                <w:rFonts w:ascii="宋体" w:hAnsi="宋体" w:eastAsia="宋体" w:cs="宋体"/>
+                <w:sz w:val="19"/>
+                <w:szCs w:val="19"/>
+              </w:rPr>
+              <w:t xml:space="preserve">提交后可见（默认）／批阅后可见／截止后可见／不向学生显示</w:t>
             </w:r>
           </w:p>
         </w:tc>
@@ -7208,20 +7408,20 @@
         </w:trPr>
         <w:tc>
           <w:tcPr>
-            <w:tcW w:w="2071" w:type="dxa"/>
-            <w:vAlign w:val="center"/>
-          </w:tcPr>
-          <w:p>
-            <w:pPr>
-              <w:pStyle w:val="TableText"/>
-            </w:pPr>
-            <w:r>
-              <w:rPr>
-                <w:rFonts w:ascii="宋体" w:hAnsi="宋体" w:eastAsia="宋体" w:cs="宋体"/>
-                <w:sz w:val="19"/>
-                <w:szCs w:val="19"/>
-              </w:rPr>
-              <w:t xml:space="preserve">满分</w:t>
+            <w:tcW w:w="2259" w:type="dxa"/>
+            <w:vAlign w:val="center"/>
+          </w:tcPr>
+          <w:p>
+            <w:pPr>
+              <w:pStyle w:val="TableText"/>
+            </w:pPr>
+            <w:r>
+              <w:rPr>
+                <w:rFonts w:ascii="宋体" w:hAnsi="宋体" w:eastAsia="宋体" w:cs="宋体"/>
+                <w:sz w:val="19"/>
+                <w:szCs w:val="19"/>
+              </w:rPr>
+              <w:t xml:space="preserve">面向班级</w:t>
             </w:r>
           </w:p>
         </w:tc>
@@ -7246,20 +7446,20 @@
         </w:tc>
         <w:tc>
           <w:tcPr>
-            <w:tcW w:w="6212" w:type="dxa"/>
-            <w:vAlign w:val="center"/>
-          </w:tcPr>
-          <w:p>
-            <w:pPr>
-              <w:pStyle w:val="TableText"/>
-            </w:pPr>
-            <w:r>
-              <w:rPr>
-                <w:rFonts w:ascii="宋体" w:hAnsi="宋体" w:eastAsia="宋体" w:cs="宋体"/>
-                <w:sz w:val="19"/>
-                <w:szCs w:val="19"/>
-              </w:rPr>
-              <w:t xml:space="preserve">1~1000，默认 100；批阅时分数不能超过它</w:t>
+            <w:tcW w:w="6024" w:type="dxa"/>
+            <w:vAlign w:val="center"/>
+          </w:tcPr>
+          <w:p>
+            <w:pPr>
+              <w:pStyle w:val="TableText"/>
+            </w:pPr>
+            <w:r>
+              <w:rPr>
+                <w:rFonts w:ascii="宋体" w:hAnsi="宋体" w:eastAsia="宋体" w:cs="宋体"/>
+                <w:sz w:val="19"/>
+                <w:szCs w:val="19"/>
+              </w:rPr>
+              <w:t xml:space="preserve">不勾选＝面向全部学生；可多选，方便给多个班布置同一份作业</w:t>
             </w:r>
           </w:p>
         </w:tc>
@@ -7270,20 +7470,20 @@
         </w:trPr>
         <w:tc>
           <w:tcPr>
-            <w:tcW w:w="2071" w:type="dxa"/>
-            <w:vAlign w:val="center"/>
-          </w:tcPr>
-          <w:p>
-            <w:pPr>
-              <w:pStyle w:val="TableText"/>
-            </w:pPr>
-            <w:r>
-              <w:rPr>
-                <w:rFonts w:ascii="宋体" w:hAnsi="宋体" w:eastAsia="宋体" w:cs="宋体"/>
-                <w:sz w:val="19"/>
-                <w:szCs w:val="19"/>
-              </w:rPr>
-              <w:t xml:space="preserve">题目附件</w:t>
+            <w:tcW w:w="2259" w:type="dxa"/>
+            <w:vAlign w:val="center"/>
+          </w:tcPr>
+          <w:p>
+            <w:pPr>
+              <w:pStyle w:val="TableText"/>
+            </w:pPr>
+            <w:r>
+              <w:rPr>
+                <w:rFonts w:ascii="宋体" w:hAnsi="宋体" w:eastAsia="宋体" w:cs="宋体"/>
+                <w:sz w:val="19"/>
+                <w:szCs w:val="19"/>
+              </w:rPr>
+              <w:t xml:space="preserve">截止时间</w:t>
             </w:r>
           </w:p>
         </w:tc>
@@ -7308,20 +7508,20 @@
         </w:tc>
         <w:tc>
           <w:tcPr>
-            <w:tcW w:w="6212" w:type="dxa"/>
-            <w:vAlign w:val="center"/>
-          </w:tcPr>
-          <w:p>
-            <w:pPr>
-              <w:pStyle w:val="TableText"/>
-            </w:pPr>
-            <w:r>
-              <w:rPr>
-                <w:rFonts w:ascii="宋体" w:hAnsi="宋体" w:eastAsia="宋体" w:cs="宋体"/>
-                <w:sz w:val="19"/>
-                <w:szCs w:val="19"/>
-              </w:rPr>
-              <w:t xml:space="preserve">图片 / PDF / Word 等，学生可下载；单文件默认不超过 20MB</w:t>
+            <w:tcW w:w="6024" w:type="dxa"/>
+            <w:vAlign w:val="center"/>
+          </w:tcPr>
+          <w:p>
+            <w:pPr>
+              <w:pStyle w:val="TableText"/>
+            </w:pPr>
+            <w:r>
+              <w:rPr>
+                <w:rFonts w:ascii="宋体" w:hAnsi="宋体" w:eastAsia="宋体" w:cs="宋体"/>
+                <w:sz w:val="19"/>
+                <w:szCs w:val="19"/>
+              </w:rPr>
+              <w:t xml:space="preserve">留空表示不限时；到期后学生无法提交（除非勾选允许逾期）</w:t>
             </w:r>
           </w:p>
         </w:tc>
@@ -7332,20 +7532,20 @@
         </w:trPr>
         <w:tc>
           <w:tcPr>
-            <w:tcW w:w="2071" w:type="dxa"/>
-            <w:vAlign w:val="center"/>
-          </w:tcPr>
-          <w:p>
-            <w:pPr>
-              <w:pStyle w:val="TableText"/>
-            </w:pPr>
-            <w:r>
-              <w:rPr>
-                <w:rFonts w:ascii="宋体" w:hAnsi="宋体" w:eastAsia="宋体" w:cs="宋体"/>
-                <w:sz w:val="19"/>
-                <w:szCs w:val="19"/>
-              </w:rPr>
-              <w:t xml:space="preserve">允许逾期提交</w:t>
+            <w:tcW w:w="2259" w:type="dxa"/>
+            <w:vAlign w:val="center"/>
+          </w:tcPr>
+          <w:p>
+            <w:pPr>
+              <w:pStyle w:val="TableText"/>
+            </w:pPr>
+            <w:r>
+              <w:rPr>
+                <w:rFonts w:ascii="宋体" w:hAnsi="宋体" w:eastAsia="宋体" w:cs="宋体"/>
+                <w:sz w:val="19"/>
+                <w:szCs w:val="19"/>
+              </w:rPr>
+              <w:t xml:space="preserve">满分</w:t>
             </w:r>
           </w:p>
         </w:tc>
@@ -7364,26 +7564,26 @@
                 <w:sz w:val="19"/>
                 <w:szCs w:val="19"/>
               </w:rPr>
-              <w:t xml:space="preserve">默认勾选</w:t>
-            </w:r>
-          </w:p>
-        </w:tc>
-        <w:tc>
-          <w:tcPr>
-            <w:tcW w:w="6212" w:type="dxa"/>
-            <w:vAlign w:val="center"/>
-          </w:tcPr>
-          <w:p>
-            <w:pPr>
-              <w:pStyle w:val="TableText"/>
-            </w:pPr>
-            <w:r>
-              <w:rPr>
-                <w:rFonts w:ascii="宋体" w:hAnsi="宋体" w:eastAsia="宋体" w:cs="宋体"/>
-                <w:sz w:val="19"/>
-                <w:szCs w:val="19"/>
-              </w:rPr>
-              <w:t xml:space="preserve">勾选＝截止后仍可提交；取消＝到期即禁止</w:t>
+              <w:t xml:space="preserve">—</w:t>
+            </w:r>
+          </w:p>
+        </w:tc>
+        <w:tc>
+          <w:tcPr>
+            <w:tcW w:w="6024" w:type="dxa"/>
+            <w:vAlign w:val="center"/>
+          </w:tcPr>
+          <w:p>
+            <w:pPr>
+              <w:pStyle w:val="TableText"/>
+            </w:pPr>
+            <w:r>
+              <w:rPr>
+                <w:rFonts w:ascii="宋体" w:hAnsi="宋体" w:eastAsia="宋体" w:cs="宋体"/>
+                <w:sz w:val="19"/>
+                <w:szCs w:val="19"/>
+              </w:rPr>
+              <w:t xml:space="preserve">1~1000，默认 100；批阅时分数不能超过它</w:t>
             </w:r>
           </w:p>
         </w:tc>
@@ -7394,7 +7594,131 @@
         </w:trPr>
         <w:tc>
           <w:tcPr>
-            <w:tcW w:w="2071" w:type="dxa"/>
+            <w:tcW w:w="2259" w:type="dxa"/>
+            <w:vAlign w:val="center"/>
+          </w:tcPr>
+          <w:p>
+            <w:pPr>
+              <w:pStyle w:val="TableText"/>
+            </w:pPr>
+            <w:r>
+              <w:rPr>
+                <w:rFonts w:ascii="宋体" w:hAnsi="宋体" w:eastAsia="宋体" w:cs="宋体"/>
+                <w:sz w:val="19"/>
+                <w:szCs w:val="19"/>
+              </w:rPr>
+              <w:t xml:space="preserve">题目附件</w:t>
+            </w:r>
+          </w:p>
+        </w:tc>
+        <w:tc>
+          <w:tcPr>
+            <w:tcW w:w="1129" w:type="dxa"/>
+            <w:vAlign w:val="center"/>
+          </w:tcPr>
+          <w:p>
+            <w:pPr>
+              <w:pStyle w:val="TableText"/>
+            </w:pPr>
+            <w:r>
+              <w:rPr>
+                <w:rFonts w:ascii="宋体" w:hAnsi="宋体" w:eastAsia="宋体" w:cs="宋体"/>
+                <w:sz w:val="19"/>
+                <w:szCs w:val="19"/>
+              </w:rPr>
+              <w:t xml:space="preserve">—</w:t>
+            </w:r>
+          </w:p>
+        </w:tc>
+        <w:tc>
+          <w:tcPr>
+            <w:tcW w:w="6024" w:type="dxa"/>
+            <w:vAlign w:val="center"/>
+          </w:tcPr>
+          <w:p>
+            <w:pPr>
+              <w:pStyle w:val="TableText"/>
+            </w:pPr>
+            <w:r>
+              <w:rPr>
+                <w:rFonts w:ascii="宋体" w:hAnsi="宋体" w:eastAsia="宋体" w:cs="宋体"/>
+                <w:sz w:val="19"/>
+                <w:szCs w:val="19"/>
+              </w:rPr>
+              <w:t xml:space="preserve">图片 / PDF / Word 等，学生可下载；单文件默认不超过 20MB</w:t>
+            </w:r>
+          </w:p>
+        </w:tc>
+      </w:tr>
+      <w:tr>
+        <w:trPr>
+          <w:cantSplit/>
+        </w:trPr>
+        <w:tc>
+          <w:tcPr>
+            <w:tcW w:w="2259" w:type="dxa"/>
+            <w:vAlign w:val="center"/>
+          </w:tcPr>
+          <w:p>
+            <w:pPr>
+              <w:pStyle w:val="TableText"/>
+            </w:pPr>
+            <w:r>
+              <w:rPr>
+                <w:rFonts w:ascii="宋体" w:hAnsi="宋体" w:eastAsia="宋体" w:cs="宋体"/>
+                <w:sz w:val="19"/>
+                <w:szCs w:val="19"/>
+              </w:rPr>
+              <w:t xml:space="preserve">允许逾期提交</w:t>
+            </w:r>
+          </w:p>
+        </w:tc>
+        <w:tc>
+          <w:tcPr>
+            <w:tcW w:w="1129" w:type="dxa"/>
+            <w:vAlign w:val="center"/>
+          </w:tcPr>
+          <w:p>
+            <w:pPr>
+              <w:pStyle w:val="TableText"/>
+            </w:pPr>
+            <w:r>
+              <w:rPr>
+                <w:rFonts w:ascii="宋体" w:hAnsi="宋体" w:eastAsia="宋体" w:cs="宋体"/>
+                <w:sz w:val="19"/>
+                <w:szCs w:val="19"/>
+              </w:rPr>
+              <w:t xml:space="preserve">默认勾选</w:t>
+            </w:r>
+          </w:p>
+        </w:tc>
+        <w:tc>
+          <w:tcPr>
+            <w:tcW w:w="6024" w:type="dxa"/>
+            <w:vAlign w:val="center"/>
+          </w:tcPr>
+          <w:p>
+            <w:pPr>
+              <w:pStyle w:val="TableText"/>
+            </w:pPr>
+            <w:r>
+              <w:rPr>
+                <w:rFonts w:ascii="宋体" w:hAnsi="宋体" w:eastAsia="宋体" w:cs="宋体"/>
+                <w:sz w:val="19"/>
+                <w:szCs w:val="19"/>
+              </w:rPr>
+              <w:t xml:space="preserve">勾选＝截止后仍可提交；取消＝到期即禁止</w:t>
+            </w:r>
+          </w:p>
+        </w:tc>
+      </w:tr>
+      <w:tr>
+        <w:trPr>
+          <w:cantSplit/>
+        </w:trPr>
+        <w:tc>
+          <w:tcPr>
+            <w:tcW w:w="2259" w:type="dxa"/>
             <w:vAlign w:val="center"/>
           </w:tcPr>
           <w:p>
@@ -7432,7 +7756,7 @@
         </w:tc>
         <w:tc>
           <w:tcPr>
-            <w:tcW w:w="6212" w:type="dxa"/>
+            <w:tcW w:w="6024" w:type="dxa"/>
             <w:vAlign w:val="center"/>
           </w:tcPr>
           <w:p>
@@ -7467,7 +7791,7 @@
           <w:b/>
           <w:bCs/>
         </w:rPr>
-        <w:t xml:space="preserve">3.9 提交审批与批阅弹窗</w:t>
+        <w:t xml:space="preserve">3.9 参考答案与「可见时机」</w:t>
       </w:r>
     </w:p>
     <w:p>
@@ -7480,7 +7804,7 @@
       <w:r>
         <w:drawing>
           <wp:inline distT="0" distB="0" distL="0" distR="0">
-            <wp:extent cx="5486400" cy="3803904"/>
+            <wp:extent cx="4898571" cy="4114800"/>
             <wp:effectExtent l="0" t="0" r="0" b="0"/>
             <wp:docPr id="16" name="图片 16"/>
             <wp:cNvGraphicFramePr>
@@ -7502,7 +7826,7 @@
                   <pic:spPr>
                     <a:xfrm>
                       <a:off x="0" y="0"/>
-                      <a:ext cx="5486400" cy="3803904"/>
+                      <a:ext cx="4898571" cy="4114800"/>
                     </a:xfrm>
                     <a:prstGeom prst="rect">
                       <a:avLst/>
@@ -7532,7 +7856,7 @@
           <w:sz w:val="18"/>
           <w:szCs w:val="18"/>
         </w:rPr>
-        <w:t xml:space="preserve">图 16　批阅弹窗：看答案 → 打分 → 写评语 → 通过或驳回</w:t>
+        <w:t xml:space="preserve">图 16　填好内容的发布弹窗：题目、参考答案、可见时机一起设置</w:t>
       </w:r>
     </w:p>
     <w:p>
@@ -7572,7 +7896,7 @@
           <w:sz w:val="18"/>
           <w:szCs w:val="18"/>
         </w:rPr>
-        <w:t xml:space="preserve"> 学生作答全文（可滚动）</w:t>
+        <w:t xml:space="preserve"> 填写标题</w:t>
       </w:r>
       <w:r>
         <w:rPr>
@@ -7600,7 +7924,7 @@
           <w:sz w:val="18"/>
           <w:szCs w:val="18"/>
         </w:rPr>
-        <w:t xml:space="preserve"> 分数输入框</w:t>
+        <w:t xml:space="preserve"> 粘贴题目要求</w:t>
       </w:r>
       <w:r>
         <w:rPr>
@@ -7628,7 +7952,7 @@
           <w:sz w:val="18"/>
           <w:szCs w:val="18"/>
         </w:rPr>
-        <w:t xml:space="preserve"> 评语输入框</w:t>
+        <w:t xml:space="preserve"> 填写参考答案</w:t>
       </w:r>
       <w:r>
         <w:rPr>
@@ -7656,7 +7980,7 @@
           <w:sz w:val="18"/>
           <w:szCs w:val="18"/>
         </w:rPr>
-        <w:t xml:space="preserve"> 通过并保存</w:t>
+        <w:t xml:space="preserve"> 选择学生可见时机</w:t>
       </w:r>
       <w:r>
         <w:rPr>
@@ -7676,6 +8000,799 @@
           <w:szCs w:val="18"/>
         </w:rPr>
         <w:t xml:space="preserve">5</w:t>
+      </w:r>
+      <w:r>
+        <w:rPr>
+          <w:rFonts w:ascii="宋体" w:hAnsi="宋体" w:eastAsia="宋体" w:cs="宋体"/>
+          <w:color w:val="47536B"/>
+          <w:sz w:val="18"/>
+          <w:szCs w:val="18"/>
+        </w:rPr>
+        <w:t xml:space="preserve"> 点发布作业</w:t>
+      </w:r>
+    </w:p>
+    <w:p>
+      <w:pPr>
+        <w:pStyle w:val="BodyText"/>
+      </w:pPr>
+      <w:r>
+        <w:rPr>
+          <w:rFonts w:ascii="宋体" w:hAnsi="宋体" w:eastAsia="宋体" w:cs="宋体"/>
+        </w:rPr>
+        <w:t xml:space="preserve">发布作业时可以顺手把</w:t>
+      </w:r>
+      <w:r>
+        <w:rPr>
+          <w:rFonts w:ascii="宋体" w:hAnsi="宋体" w:eastAsia="宋体" w:cs="宋体"/>
+          <w:b/>
+          <w:bCs/>
+          <w:color w:val="16233D"/>
+        </w:rPr>
+        <w:t xml:space="preserve">参考答案</w:t>
+      </w:r>
+      <w:r>
+        <w:rPr>
+          <w:rFonts w:ascii="宋体" w:hAnsi="宋体" w:eastAsia="宋体" w:cs="宋体"/>
+        </w:rPr>
+        <w:t xml:space="preserve">填进去，再决定</w:t>
+      </w:r>
+      <w:r>
+        <w:rPr>
+          <w:rFonts w:ascii="宋体" w:hAnsi="宋体" w:eastAsia="宋体" w:cs="宋体"/>
+          <w:b/>
+          <w:bCs/>
+          <w:color w:val="16233D"/>
+        </w:rPr>
+        <w:t xml:space="preserve">学生什么时候能看到</w:t>
+      </w:r>
+      <w:r>
+        <w:rPr>
+          <w:rFonts w:ascii="宋体" w:hAnsi="宋体" w:eastAsia="宋体" w:cs="宋体"/>
+        </w:rPr>
+        <w:t xml:space="preserve">。四种时机：</w:t>
+      </w:r>
+    </w:p>
+    <w:tbl>
+      <w:tblPr>
+        <w:tblW w:w="9412" w:type="dxa"/>
+        <w:tblBorders>
+          <w:top w:val="single" w:sz="4" w:space="0" w:color="D3DBE8"/>
+          <w:left w:val="single" w:sz="4" w:space="0" w:color="D3DBE8"/>
+          <w:bottom w:val="single" w:sz="4" w:space="0" w:color="D3DBE8"/>
+          <w:right w:val="single" w:sz="4" w:space="0" w:color="D3DBE8"/>
+          <w:insideH w:val="single" w:sz="4" w:space="0" w:color="D3DBE8"/>
+          <w:insideV w:val="single" w:sz="4" w:space="0" w:color="D3DBE8"/>
+        </w:tblBorders>
+        <w:tblCellMar>
+          <w:top w:w="70" w:type="dxa"/>
+          <w:left w:w="110" w:type="dxa"/>
+          <w:bottom w:w="70" w:type="dxa"/>
+          <w:right w:w="110" w:type="dxa"/>
+        </w:tblCellMar>
+      </w:tblPr>
+      <w:tblGrid>
+        <w:gridCol w:w="2447"/>
+        <w:gridCol w:w="3200"/>
+        <w:gridCol w:w="3765"/>
+      </w:tblGrid>
+      <w:tr>
+        <w:trPr>
+          <w:tblHeader/>
+          <w:cantSplit/>
+        </w:trPr>
+        <w:tc>
+          <w:tcPr>
+            <w:tcW w:w="2447" w:type="dxa"/>
+            <w:shd w:val="clear" w:color="auto" w:fill="EAF1FF"/>
+            <w:vAlign w:val="center"/>
+          </w:tcPr>
+          <w:p>
+            <w:pPr>
+              <w:pStyle w:val="TableText"/>
+            </w:pPr>
+            <w:r>
+              <w:rPr>
+                <w:rFonts w:ascii="微软雅黑" w:hAnsi="微软雅黑" w:eastAsia="微软雅黑" w:cs="微软雅黑"/>
+                <w:b/>
+                <w:bCs/>
+                <w:color w:val="1B3A7A"/>
+                <w:sz w:val="19"/>
+                <w:szCs w:val="19"/>
+              </w:rPr>
+              <w:t xml:space="preserve">可见时机</w:t>
+            </w:r>
+          </w:p>
+        </w:tc>
+        <w:tc>
+          <w:tcPr>
+            <w:tcW w:w="3200" w:type="dxa"/>
+            <w:shd w:val="clear" w:color="auto" w:fill="EAF1FF"/>
+            <w:vAlign w:val="center"/>
+          </w:tcPr>
+          <w:p>
+            <w:pPr>
+              <w:pStyle w:val="TableText"/>
+            </w:pPr>
+            <w:r>
+              <w:rPr>
+                <w:rFonts w:ascii="微软雅黑" w:hAnsi="微软雅黑" w:eastAsia="微软雅黑" w:cs="微软雅黑"/>
+                <w:b/>
+                <w:bCs/>
+                <w:color w:val="1B3A7A"/>
+                <w:sz w:val="19"/>
+                <w:szCs w:val="19"/>
+              </w:rPr>
+              <w:t xml:space="preserve">学生什么时候能看到</w:t>
+            </w:r>
+          </w:p>
+        </w:tc>
+        <w:tc>
+          <w:tcPr>
+            <w:tcW w:w="3765" w:type="dxa"/>
+            <w:shd w:val="clear" w:color="auto" w:fill="EAF1FF"/>
+            <w:vAlign w:val="center"/>
+          </w:tcPr>
+          <w:p>
+            <w:pPr>
+              <w:pStyle w:val="TableText"/>
+            </w:pPr>
+            <w:r>
+              <w:rPr>
+                <w:rFonts w:ascii="微软雅黑" w:hAnsi="微软雅黑" w:eastAsia="微软雅黑" w:cs="微软雅黑"/>
+                <w:b/>
+                <w:bCs/>
+                <w:color w:val="1B3A7A"/>
+                <w:sz w:val="19"/>
+                <w:szCs w:val="19"/>
+              </w:rPr>
+              <w:t xml:space="preserve">适用场景</w:t>
+            </w:r>
+          </w:p>
+        </w:tc>
+      </w:tr>
+      <w:tr>
+        <w:trPr>
+          <w:cantSplit/>
+        </w:trPr>
+        <w:tc>
+          <w:tcPr>
+            <w:tcW w:w="2447" w:type="dxa"/>
+            <w:vAlign w:val="center"/>
+          </w:tcPr>
+          <w:p>
+            <w:pPr>
+              <w:pStyle w:val="TableText"/>
+            </w:pPr>
+            <w:r>
+              <w:rPr>
+                <w:rFonts w:ascii="宋体" w:hAnsi="宋体" w:eastAsia="宋体" w:cs="宋体"/>
+                <w:sz w:val="19"/>
+                <w:szCs w:val="19"/>
+              </w:rPr>
+              <w:t xml:space="preserve">提交后即可查看（默认）</w:t>
+            </w:r>
+          </w:p>
+        </w:tc>
+        <w:tc>
+          <w:tcPr>
+            <w:tcW w:w="3200" w:type="dxa"/>
+            <w:vAlign w:val="center"/>
+          </w:tcPr>
+          <w:p>
+            <w:pPr>
+              <w:pStyle w:val="TableText"/>
+            </w:pPr>
+            <w:r>
+              <w:rPr>
+                <w:rFonts w:ascii="宋体" w:hAnsi="宋体" w:eastAsia="宋体" w:cs="宋体"/>
+                <w:sz w:val="19"/>
+                <w:szCs w:val="19"/>
+              </w:rPr>
+              <w:t xml:space="preserve">一交完作业就能看到</w:t>
+            </w:r>
+          </w:p>
+        </w:tc>
+        <w:tc>
+          <w:tcPr>
+            <w:tcW w:w="3765" w:type="dxa"/>
+            <w:vAlign w:val="center"/>
+          </w:tcPr>
+          <w:p>
+            <w:pPr>
+              <w:pStyle w:val="TableText"/>
+            </w:pPr>
+            <w:r>
+              <w:rPr>
+                <w:rFonts w:ascii="宋体" w:hAnsi="宋体" w:eastAsia="宋体" w:cs="宋体"/>
+                <w:sz w:val="19"/>
+                <w:szCs w:val="19"/>
+              </w:rPr>
+              <w:t xml:space="preserve">练习题、自测题，鼓励学生自主对照订正</w:t>
+            </w:r>
+          </w:p>
+        </w:tc>
+      </w:tr>
+      <w:tr>
+        <w:trPr>
+          <w:cantSplit/>
+        </w:trPr>
+        <w:tc>
+          <w:tcPr>
+            <w:tcW w:w="2447" w:type="dxa"/>
+            <w:vAlign w:val="center"/>
+          </w:tcPr>
+          <w:p>
+            <w:pPr>
+              <w:pStyle w:val="TableText"/>
+            </w:pPr>
+            <w:r>
+              <w:rPr>
+                <w:rFonts w:ascii="宋体" w:hAnsi="宋体" w:eastAsia="宋体" w:cs="宋体"/>
+                <w:sz w:val="19"/>
+                <w:szCs w:val="19"/>
+              </w:rPr>
+              <w:t xml:space="preserve">老师批阅后</w:t>
+            </w:r>
+          </w:p>
+        </w:tc>
+        <w:tc>
+          <w:tcPr>
+            <w:tcW w:w="3200" w:type="dxa"/>
+            <w:vAlign w:val="center"/>
+          </w:tcPr>
+          <w:p>
+            <w:pPr>
+              <w:pStyle w:val="TableText"/>
+            </w:pPr>
+            <w:r>
+              <w:rPr>
+                <w:rFonts w:ascii="宋体" w:hAnsi="宋体" w:eastAsia="宋体" w:cs="宋体"/>
+                <w:sz w:val="19"/>
+                <w:szCs w:val="19"/>
+              </w:rPr>
+              <w:t xml:space="preserve">老师点通过或驳回之后</w:t>
+            </w:r>
+          </w:p>
+        </w:tc>
+        <w:tc>
+          <w:tcPr>
+            <w:tcW w:w="3765" w:type="dxa"/>
+            <w:vAlign w:val="center"/>
+          </w:tcPr>
+          <w:p>
+            <w:pPr>
+              <w:pStyle w:val="TableText"/>
+            </w:pPr>
+            <w:r>
+              <w:rPr>
+                <w:rFonts w:ascii="宋体" w:hAnsi="宋体" w:eastAsia="宋体" w:cs="宋体"/>
+                <w:sz w:val="19"/>
+                <w:szCs w:val="19"/>
+              </w:rPr>
+              <w:t xml:space="preserve">需要先独立完成、再对答案的作业</w:t>
+            </w:r>
+          </w:p>
+        </w:tc>
+      </w:tr>
+      <w:tr>
+        <w:trPr>
+          <w:cantSplit/>
+        </w:trPr>
+        <w:tc>
+          <w:tcPr>
+            <w:tcW w:w="2447" w:type="dxa"/>
+            <w:vAlign w:val="center"/>
+          </w:tcPr>
+          <w:p>
+            <w:pPr>
+              <w:pStyle w:val="TableText"/>
+            </w:pPr>
+            <w:r>
+              <w:rPr>
+                <w:rFonts w:ascii="宋体" w:hAnsi="宋体" w:eastAsia="宋体" w:cs="宋体"/>
+                <w:sz w:val="19"/>
+                <w:szCs w:val="19"/>
+              </w:rPr>
+              <w:t xml:space="preserve">截止时间之后</w:t>
+            </w:r>
+          </w:p>
+        </w:tc>
+        <w:tc>
+          <w:tcPr>
+            <w:tcW w:w="3200" w:type="dxa"/>
+            <w:vAlign w:val="center"/>
+          </w:tcPr>
+          <w:p>
+            <w:pPr>
+              <w:pStyle w:val="TableText"/>
+            </w:pPr>
+            <w:r>
+              <w:rPr>
+                <w:rFonts w:ascii="宋体" w:hAnsi="宋体" w:eastAsia="宋体" w:cs="宋体"/>
+                <w:sz w:val="19"/>
+                <w:szCs w:val="19"/>
+              </w:rPr>
+              <w:t xml:space="preserve">过了截止时间（或已批阅通过）</w:t>
+            </w:r>
+          </w:p>
+        </w:tc>
+        <w:tc>
+          <w:tcPr>
+            <w:tcW w:w="3765" w:type="dxa"/>
+            <w:vAlign w:val="center"/>
+          </w:tcPr>
+          <w:p>
+            <w:pPr>
+              <w:pStyle w:val="TableText"/>
+            </w:pPr>
+            <w:r>
+              <w:rPr>
+                <w:rFonts w:ascii="宋体" w:hAnsi="宋体" w:eastAsia="宋体" w:cs="宋体"/>
+                <w:sz w:val="19"/>
+                <w:szCs w:val="19"/>
+              </w:rPr>
+              <w:t xml:space="preserve">统一测验，防止提前泄题</w:t>
+            </w:r>
+          </w:p>
+        </w:tc>
+      </w:tr>
+      <w:tr>
+        <w:trPr>
+          <w:cantSplit/>
+        </w:trPr>
+        <w:tc>
+          <w:tcPr>
+            <w:tcW w:w="2447" w:type="dxa"/>
+            <w:vAlign w:val="center"/>
+          </w:tcPr>
+          <w:p>
+            <w:pPr>
+              <w:pStyle w:val="TableText"/>
+            </w:pPr>
+            <w:r>
+              <w:rPr>
+                <w:rFonts w:ascii="宋体" w:hAnsi="宋体" w:eastAsia="宋体" w:cs="宋体"/>
+                <w:sz w:val="19"/>
+                <w:szCs w:val="19"/>
+              </w:rPr>
+              <w:t xml:space="preserve">不向学生显示</w:t>
+            </w:r>
+          </w:p>
+        </w:tc>
+        <w:tc>
+          <w:tcPr>
+            <w:tcW w:w="3200" w:type="dxa"/>
+            <w:vAlign w:val="center"/>
+          </w:tcPr>
+          <w:p>
+            <w:pPr>
+              <w:pStyle w:val="TableText"/>
+            </w:pPr>
+            <w:r>
+              <w:rPr>
+                <w:rFonts w:ascii="宋体" w:hAnsi="宋体" w:eastAsia="宋体" w:cs="宋体"/>
+                <w:sz w:val="19"/>
+                <w:szCs w:val="19"/>
+              </w:rPr>
+              <w:t xml:space="preserve">学生永远看不到，只有老师能看</w:t>
+            </w:r>
+          </w:p>
+        </w:tc>
+        <w:tc>
+          <w:tcPr>
+            <w:tcW w:w="3765" w:type="dxa"/>
+            <w:vAlign w:val="center"/>
+          </w:tcPr>
+          <w:p>
+            <w:pPr>
+              <w:pStyle w:val="TableText"/>
+            </w:pPr>
+            <w:r>
+              <w:rPr>
+                <w:rFonts w:ascii="宋体" w:hAnsi="宋体" w:eastAsia="宋体" w:cs="宋体"/>
+                <w:sz w:val="19"/>
+                <w:szCs w:val="19"/>
+              </w:rPr>
+              <w:t xml:space="preserve">考试、随堂测等需要保密的答案</w:t>
+            </w:r>
+          </w:p>
+        </w:tc>
+      </w:tr>
+    </w:tbl>
+    <w:p>
+      <w:pPr>
+        <w:pStyle w:val="TableText"/>
+      </w:pPr>
+    </w:p>
+    <w:p>
+      <w:pPr>
+        <w:pStyle w:val="ListText"/>
+        <w:ind w:left="454" w:hanging="240"/>
+      </w:pPr>
+      <w:r>
+        <w:rPr>
+          <w:rFonts w:ascii="微软雅黑" w:hAnsi="微软雅黑" w:eastAsia="微软雅黑" w:cs="微软雅黑"/>
+          <w:b/>
+          <w:bCs/>
+          <w:color w:val="2B6CF6"/>
+        </w:rPr>
+        <w:t xml:space="preserve">• </w:t>
+      </w:r>
+      <w:r>
+        <w:rPr>
+          <w:rFonts w:ascii="宋体" w:hAnsi="宋体" w:eastAsia="宋体" w:cs="宋体"/>
+          <w:b/>
+          <w:bCs/>
+          <w:color w:val="16233D"/>
+        </w:rPr>
+        <w:t xml:space="preserve">老师自己始终能看到</w:t>
+      </w:r>
+      <w:r>
+        <w:rPr>
+          <w:rFonts w:ascii="宋体" w:hAnsi="宋体" w:eastAsia="宋体" w:cs="宋体"/>
+        </w:rPr>
+        <w:t xml:space="preserve">：在「提交审批 → 批阅」弹窗里，学生作答下方会显示参考答案，方便对着评分。</w:t>
+      </w:r>
+    </w:p>
+    <w:p>
+      <w:pPr>
+        <w:pStyle w:val="ListText"/>
+        <w:ind w:left="454" w:hanging="240"/>
+      </w:pPr>
+      <w:r>
+        <w:rPr>
+          <w:rFonts w:ascii="微软雅黑" w:hAnsi="微软雅黑" w:eastAsia="微软雅黑" w:cs="微软雅黑"/>
+          <w:b/>
+          <w:bCs/>
+          <w:color w:val="2B6CF6"/>
+        </w:rPr>
+        <w:t xml:space="preserve">• </w:t>
+      </w:r>
+      <w:r>
+        <w:rPr>
+          <w:rFonts w:ascii="宋体" w:hAnsi="宋体" w:eastAsia="宋体" w:cs="宋体"/>
+        </w:rPr>
+        <w:t xml:space="preserve">学生端的作业详情页在时机没到时，会显示一把 🔒 和一句提示，例如「老师批阅后可见」。</w:t>
+      </w:r>
+    </w:p>
+    <w:p>
+      <w:pPr>
+        <w:pStyle w:val="ListText"/>
+        <w:ind w:left="454" w:hanging="240"/>
+      </w:pPr>
+      <w:r>
+        <w:rPr>
+          <w:rFonts w:ascii="微软雅黑" w:hAnsi="微软雅黑" w:eastAsia="微软雅黑" w:cs="微软雅黑"/>
+          <w:b/>
+          <w:bCs/>
+          <w:color w:val="2B6CF6"/>
+        </w:rPr>
+        <w:t xml:space="preserve">• </w:t>
+      </w:r>
+      <w:r>
+        <w:rPr>
+          <w:rFonts w:ascii="宋体" w:hAnsi="宋体" w:eastAsia="宋体" w:cs="宋体"/>
+        </w:rPr>
+        <w:t xml:space="preserve">参考答案</w:t>
+      </w:r>
+      <w:r>
+        <w:rPr>
+          <w:rFonts w:ascii="宋体" w:hAnsi="宋体" w:eastAsia="宋体" w:cs="宋体"/>
+          <w:b/>
+          <w:bCs/>
+          <w:color w:val="16233D"/>
+        </w:rPr>
+        <w:t xml:space="preserve">只在作业详情里返回</w:t>
+      </w:r>
+      <w:r>
+        <w:rPr>
+          <w:rFonts w:ascii="宋体" w:hAnsi="宋体" w:eastAsia="宋体" w:cs="宋体"/>
+        </w:rPr>
+        <w:t xml:space="preserve">，不会出现在「作业列表」「我的提交」等接口中，避免提前泄露。</w:t>
+      </w:r>
+    </w:p>
+    <w:p>
+      <w:pPr>
+        <w:pStyle w:val="NoteText"/>
+        <w:ind w:left="113" w:right="113"/>
+        <w:spacing w:before="120" w:after="120" w:line="300" w:lineRule="auto"/>
+        <w:shd w:val="clear" w:color="auto" w:fill="EAF8EE"/>
+        <w:pBdr>
+          <w:top w:val="single" w:sz="6" w:space="6" w:color="16A34A"/>
+          <w:left w:val="single" w:sz="6" w:space="6" w:color="16A34A"/>
+          <w:bottom w:val="single" w:sz="6" w:space="6" w:color="16A34A"/>
+          <w:right w:val="single" w:sz="6" w:space="6" w:color="16A34A"/>
+        </w:pBdr>
+      </w:pPr>
+      <w:r>
+        <w:rPr>
+          <w:rFonts w:ascii="微软雅黑" w:hAnsi="微软雅黑" w:eastAsia="微软雅黑" w:cs="微软雅黑"/>
+          <w:b/>
+          <w:bCs/>
+          <w:color w:val="14602F"/>
+          <w:sz w:val="20"/>
+          <w:szCs w:val="20"/>
+        </w:rPr>
+        <w:t xml:space="preserve">建议　</w:t>
+      </w:r>
+      <w:r>
+        <w:rPr>
+          <w:rFonts w:ascii="宋体" w:hAnsi="宋体" w:eastAsia="宋体" w:cs="宋体"/>
+          <w:color w:val="14602F"/>
+          <w:sz w:val="20"/>
+          <w:szCs w:val="20"/>
+        </w:rPr>
+        <w:t xml:space="preserve">参考答案里可以把</w:t>
+      </w:r>
+      <w:r>
+        <w:rPr>
+          <w:rFonts w:ascii="宋体" w:hAnsi="宋体" w:eastAsia="宋体" w:cs="宋体"/>
+          <w:b/>
+          <w:bCs/>
+          <w:color w:val="14602F"/>
+          <w:sz w:val="20"/>
+          <w:szCs w:val="20"/>
+        </w:rPr>
+        <w:t xml:space="preserve">评分要点</w:t>
+      </w:r>
+      <w:r>
+        <w:rPr>
+          <w:rFonts w:ascii="宋体" w:hAnsi="宋体" w:eastAsia="宋体" w:cs="宋体"/>
+          <w:color w:val="14602F"/>
+          <w:sz w:val="20"/>
+          <w:szCs w:val="20"/>
+        </w:rPr>
+        <w:t xml:space="preserve">也写进去（例如「步骤完整 60 分、计算正确 30 分、书写 10 分」），学生对照时更清楚自己差在哪里。</w:t>
+      </w:r>
+    </w:p>
+    <w:p>
+      <w:pPr>
+        <w:pStyle w:val="Heading2"/>
+        <w:keepNext/>
+      </w:pPr>
+      <w:r>
+        <w:rPr>
+          <w:rFonts w:ascii="微软雅黑" w:hAnsi="微软雅黑" w:eastAsia="微软雅黑" w:cs="微软雅黑"/>
+          <w:b/>
+          <w:bCs/>
+        </w:rPr>
+        <w:t xml:space="preserve">3.10 提交审批与批阅弹窗</w:t>
+      </w:r>
+    </w:p>
+    <w:p>
+      <w:pPr>
+        <w:pStyle w:val="BodyText"/>
+        <w:jc w:val="center"/>
+        <w:spacing w:before="120" w:after="40" w:line="240" w:lineRule="auto"/>
+        <w:keepNext/>
+      </w:pPr>
+      <w:r>
+        <w:drawing>
+          <wp:inline distT="0" distB="0" distL="0" distR="0">
+            <wp:extent cx="4898571" cy="4114800"/>
+            <wp:effectExtent l="0" t="0" r="0" b="0"/>
+            <wp:docPr id="17" name="图片 17"/>
+            <wp:cNvGraphicFramePr>
+              <a:graphicFrameLocks xmlns:a="http://schemas.openxmlformats.org/drawingml/2006/main" noChangeAspect="1"/>
+            </wp:cNvGraphicFramePr>
+            <a:graphic xmlns:a="http://schemas.openxmlformats.org/drawingml/2006/main">
+              <a:graphicData uri="http://schemas.openxmlformats.org/drawingml/2006/picture">
+                <pic:pic xmlns:pic="http://schemas.openxmlformats.org/drawingml/2006/picture">
+                  <pic:nvPicPr>
+                    <pic:cNvPr id="17" name="image17.png"/>
+                    <pic:cNvPicPr/>
+                  </pic:nvPicPr>
+                  <pic:blipFill>
+                    <a:blip xmlns:r="http://schemas.openxmlformats.org/officeDocument/2006/relationships" r:embed="rId117"/>
+                    <a:stretch>
+                      <a:fillRect/>
+                    </a:stretch>
+                  </pic:blipFill>
+                  <pic:spPr>
+                    <a:xfrm>
+                      <a:off x="0" y="0"/>
+                      <a:ext cx="4898571" cy="4114800"/>
+                    </a:xfrm>
+                    <a:prstGeom prst="rect">
+                      <a:avLst/>
+                    </a:prstGeom>
+                    <a:ln xmlns:a="http://schemas.openxmlformats.org/drawingml/2006/main">
+                      <a:solidFill>
+                        <a:srgbClr val="D3DBE8"/>
+                      </a:solidFill>
+                    </a:ln>
+                  </pic:spPr>
+                </pic:pic>
+              </a:graphicData>
+            </a:graphic>
+          </wp:inline>
+        </w:drawing>
+      </w:r>
+    </w:p>
+    <w:p>
+      <w:pPr>
+        <w:pStyle w:val="CaptionText"/>
+        <w:jc w:val="center"/>
+      </w:pPr>
+      <w:r>
+        <w:rPr>
+          <w:rFonts w:ascii="微软雅黑" w:hAnsi="微软雅黑" w:eastAsia="微软雅黑" w:cs="微软雅黑"/>
+          <w:color w:val="7A869A"/>
+          <w:sz w:val="18"/>
+          <w:szCs w:val="18"/>
+        </w:rPr>
+        <w:t xml:space="preserve">图 17　批阅弹窗：看学生作答与参考答案 → 打分 → 写评语 → 通过或驳回</w:t>
+      </w:r>
+    </w:p>
+    <w:p>
+      <w:pPr>
+        <w:pStyle w:val="LegendText"/>
+        <w:ind w:left="113" w:right="113"/>
+        <w:spacing w:before="40" w:after="200" w:line="280" w:lineRule="auto"/>
+        <w:shd w:val="clear" w:color="auto" w:fill="F7F9FD"/>
+        <w:pBdr>
+          <w:left w:val="single" w:sz="12" w:space="6" w:color="D3DBE8"/>
+        </w:pBdr>
+      </w:pPr>
+      <w:r>
+        <w:rPr>
+          <w:rFonts w:ascii="微软雅黑" w:hAnsi="微软雅黑" w:eastAsia="微软雅黑" w:cs="微软雅黑"/>
+          <w:color w:val="9AA6B9"/>
+          <w:sz w:val="17"/>
+          <w:szCs w:val="17"/>
+        </w:rPr>
+        <w:t xml:space="preserve">图中编号　</w:t>
+      </w:r>
+      <w:r>
+        <w:rPr>
+          <w:rFonts w:ascii="微软雅黑" w:hAnsi="微软雅黑" w:eastAsia="微软雅黑" w:cs="微软雅黑"/>
+          <w:b/>
+          <w:bCs/>
+          <w:color w:val="FF3B30"/>
+          <w:sz w:val="18"/>
+          <w:szCs w:val="18"/>
+        </w:rPr>
+        <w:t xml:space="preserve">1</w:t>
+      </w:r>
+      <w:r>
+        <w:rPr>
+          <w:rFonts w:ascii="宋体" w:hAnsi="宋体" w:eastAsia="宋体" w:cs="宋体"/>
+          <w:color w:val="47536B"/>
+          <w:sz w:val="18"/>
+          <w:szCs w:val="18"/>
+        </w:rPr>
+        <w:t xml:space="preserve"> 学生作答全文（可滚动）</w:t>
+      </w:r>
+      <w:r>
+        <w:rPr>
+          <w:rFonts w:ascii="宋体" w:hAnsi="宋体" w:eastAsia="宋体" w:cs="宋体"/>
+          <w:sz w:val="17"/>
+          <w:szCs w:val="17"/>
+        </w:rPr>
+        <w:t xml:space="preserve">　　</w:t>
+      </w:r>
+      <w:r>
+        <w:rPr>
+          <w:rFonts w:ascii="微软雅黑" w:hAnsi="微软雅黑" w:eastAsia="微软雅黑" w:cs="微软雅黑"/>
+          <w:b/>
+          <w:bCs/>
+          <w:color w:val="FF3B30"/>
+          <w:sz w:val="18"/>
+          <w:szCs w:val="18"/>
+        </w:rPr>
+        <w:t xml:space="preserve">2</w:t>
+      </w:r>
+      <w:r>
+        <w:rPr>
+          <w:rFonts w:ascii="宋体" w:hAnsi="宋体" w:eastAsia="宋体" w:cs="宋体"/>
+          <w:color w:val="47536B"/>
+          <w:sz w:val="18"/>
+          <w:szCs w:val="18"/>
+        </w:rPr>
+        <w:t xml:space="preserve"> 参考答案（仅老师可见）</w:t>
+      </w:r>
+      <w:r>
+        <w:rPr>
+          <w:rFonts w:ascii="宋体" w:hAnsi="宋体" w:eastAsia="宋体" w:cs="宋体"/>
+          <w:sz w:val="17"/>
+          <w:szCs w:val="17"/>
+        </w:rPr>
+        <w:t xml:space="preserve">　　</w:t>
+      </w:r>
+      <w:r>
+        <w:rPr>
+          <w:rFonts w:ascii="微软雅黑" w:hAnsi="微软雅黑" w:eastAsia="微软雅黑" w:cs="微软雅黑"/>
+          <w:b/>
+          <w:bCs/>
+          <w:color w:val="FF3B30"/>
+          <w:sz w:val="18"/>
+          <w:szCs w:val="18"/>
+        </w:rPr>
+        <w:t xml:space="preserve">3</w:t>
+      </w:r>
+      <w:r>
+        <w:rPr>
+          <w:rFonts w:ascii="宋体" w:hAnsi="宋体" w:eastAsia="宋体" w:cs="宋体"/>
+          <w:color w:val="47536B"/>
+          <w:sz w:val="18"/>
+          <w:szCs w:val="18"/>
+        </w:rPr>
+        <w:t xml:space="preserve"> 分数输入框</w:t>
+      </w:r>
+      <w:r>
+        <w:rPr>
+          <w:rFonts w:ascii="宋体" w:hAnsi="宋体" w:eastAsia="宋体" w:cs="宋体"/>
+          <w:sz w:val="17"/>
+          <w:szCs w:val="17"/>
+        </w:rPr>
+        <w:t xml:space="preserve">　　</w:t>
+      </w:r>
+      <w:r>
+        <w:rPr>
+          <w:rFonts w:ascii="微软雅黑" w:hAnsi="微软雅黑" w:eastAsia="微软雅黑" w:cs="微软雅黑"/>
+          <w:b/>
+          <w:bCs/>
+          <w:color w:val="FF3B30"/>
+          <w:sz w:val="18"/>
+          <w:szCs w:val="18"/>
+        </w:rPr>
+        <w:t xml:space="preserve">4</w:t>
+      </w:r>
+      <w:r>
+        <w:rPr>
+          <w:rFonts w:ascii="宋体" w:hAnsi="宋体" w:eastAsia="宋体" w:cs="宋体"/>
+          <w:color w:val="47536B"/>
+          <w:sz w:val="18"/>
+          <w:szCs w:val="18"/>
+        </w:rPr>
+        <w:t xml:space="preserve"> 评语输入框</w:t>
+      </w:r>
+      <w:r>
+        <w:rPr>
+          <w:rFonts w:ascii="宋体" w:hAnsi="宋体" w:eastAsia="宋体" w:cs="宋体"/>
+          <w:sz w:val="17"/>
+          <w:szCs w:val="17"/>
+        </w:rPr>
+        <w:t xml:space="preserve">　　</w:t>
+      </w:r>
+      <w:r>
+        <w:rPr>
+          <w:rFonts w:ascii="微软雅黑" w:hAnsi="微软雅黑" w:eastAsia="微软雅黑" w:cs="微软雅黑"/>
+          <w:b/>
+          <w:bCs/>
+          <w:color w:val="FF3B30"/>
+          <w:sz w:val="18"/>
+          <w:szCs w:val="18"/>
+        </w:rPr>
+        <w:t xml:space="preserve">5</w:t>
+      </w:r>
+      <w:r>
+        <w:rPr>
+          <w:rFonts w:ascii="宋体" w:hAnsi="宋体" w:eastAsia="宋体" w:cs="宋体"/>
+          <w:color w:val="47536B"/>
+          <w:sz w:val="18"/>
+          <w:szCs w:val="18"/>
+        </w:rPr>
+        <w:t xml:space="preserve"> 通过并保存</w:t>
+      </w:r>
+      <w:r>
+        <w:rPr>
+          <w:rFonts w:ascii="宋体" w:hAnsi="宋体" w:eastAsia="宋体" w:cs="宋体"/>
+          <w:sz w:val="17"/>
+          <w:szCs w:val="17"/>
+        </w:rPr>
+        <w:t xml:space="preserve">　　</w:t>
+      </w:r>
+      <w:r>
+        <w:rPr>
+          <w:rFonts w:ascii="微软雅黑" w:hAnsi="微软雅黑" w:eastAsia="微软雅黑" w:cs="微软雅黑"/>
+          <w:b/>
+          <w:bCs/>
+          <w:color w:val="FF3B30"/>
+          <w:sz w:val="18"/>
+          <w:szCs w:val="18"/>
+        </w:rPr>
+        <w:t xml:space="preserve">6</w:t>
       </w:r>
       <w:r>
         <w:rPr>

--- a/docs/2-云作业-管理员与教师使用手册.docx
+++ b/docs/2-云作业-管理员与教师使用手册.docx
@@ -2497,7 +2497,45 @@
           <w:sz w:val="20"/>
           <w:szCs w:val="20"/>
         </w:rPr>
-        <w:t xml:space="preserve">作用户名，学生不容易忘。用户名已存在或不合法的行会被自动跳过，并在结果里列出来，不会造成重复账号。</w:t>
+        <w:t xml:space="preserve">作用户名，学生不容易忘。姓名一栏建议写成「</w:t>
+      </w:r>
+      <w:r>
+        <w:rPr>
+          <w:rFonts w:ascii="宋体" w:hAnsi="宋体" w:eastAsia="宋体" w:cs="宋体"/>
+          <w:b/>
+          <w:bCs/>
+          <w:color w:val="14602F"/>
+          <w:sz w:val="20"/>
+          <w:szCs w:val="20"/>
+        </w:rPr>
+        <w:t xml:space="preserve">学号 + 姓名</w:t>
+      </w:r>
+      <w:r>
+        <w:rPr>
+          <w:rFonts w:ascii="宋体" w:hAnsi="宋体" w:eastAsia="宋体" w:cs="宋体"/>
+          <w:color w:val="14602F"/>
+          <w:sz w:val="20"/>
+          <w:szCs w:val="20"/>
+        </w:rPr>
+        <w:t xml:space="preserve">」（例如 </w:t>
+      </w:r>
+      <w:r>
+        <w:rPr>
+          <w:rFonts w:ascii="Consolas" w:hAnsi="Consolas" w:eastAsia="Consolas" w:cs="Consolas"/>
+          <w:color w:val="B03A5B"/>
+          <w:sz w:val="20"/>
+          <w:szCs w:val="20"/>
+        </w:rPr>
+        <w:t xml:space="preserve">2026001 张三</w:t>
+      </w:r>
+      <w:r>
+        <w:rPr>
+          <w:rFonts w:ascii="宋体" w:hAnsi="宋体" w:eastAsia="宋体" w:cs="宋体"/>
+          <w:color w:val="14602F"/>
+          <w:sz w:val="20"/>
+          <w:szCs w:val="20"/>
+        </w:rPr>
+        <w:t xml:space="preserve">），批阅和统计成绩时一眼能对上人。用户名已存在或不合法的行会被自动跳过，并在结果里列出来，不会造成重复账号。</w:t>
       </w:r>
     </w:p>
     <w:p>
@@ -11490,6 +11528,111 @@
                 <w:szCs w:val="19"/>
               </w:rPr>
               <w:t xml:space="preserve">可以，界面自适应；批阅长答案时建议用电脑，方便看附件</w:t>
+            </w:r>
+          </w:p>
+        </w:tc>
+      </w:tr>
+      <w:tr>
+        <w:trPr>
+          <w:cantSplit/>
+        </w:trPr>
+        <w:tc>
+          <w:tcPr>
+            <w:tcW w:w="2447" w:type="dxa"/>
+            <w:vAlign w:val="center"/>
+          </w:tcPr>
+          <w:p>
+            <w:pPr>
+              <w:pStyle w:val="TableText"/>
+            </w:pPr>
+            <w:r>
+              <w:rPr>
+                <w:rFonts w:ascii="宋体" w:hAnsi="宋体" w:eastAsia="宋体" w:cs="宋体"/>
+                <w:sz w:val="19"/>
+                <w:szCs w:val="19"/>
+              </w:rPr>
+              <w:t xml:space="preserve">手机上找不到退出登录</w:t>
+            </w:r>
+          </w:p>
+        </w:tc>
+        <w:tc>
+          <w:tcPr>
+            <w:tcW w:w="6965" w:type="dxa"/>
+            <w:vAlign w:val="center"/>
+          </w:tcPr>
+          <w:p>
+            <w:pPr>
+              <w:pStyle w:val="TableText"/>
+            </w:pPr>
+            <w:r>
+              <w:rPr>
+                <w:rFonts w:ascii="宋体" w:hAnsi="宋体" w:eastAsia="宋体" w:cs="宋体"/>
+                <w:sz w:val="19"/>
+                <w:szCs w:val="19"/>
+              </w:rPr>
+              <w:t xml:space="preserve">手机端「退出」在</w:t>
+            </w:r>
+            <w:r>
+              <w:rPr>
+                <w:rFonts w:ascii="宋体" w:hAnsi="宋体" w:eastAsia="宋体" w:cs="宋体"/>
+                <w:b/>
+                <w:bCs/>
+                <w:color w:val="16233D"/>
+                <w:sz w:val="19"/>
+                <w:szCs w:val="19"/>
+              </w:rPr>
+              <w:t xml:space="preserve">右上角</w:t>
+            </w:r>
+            <w:r>
+              <w:rPr>
+                <w:rFonts w:ascii="宋体" w:hAnsi="宋体" w:eastAsia="宋体" w:cs="宋体"/>
+                <w:sz w:val="19"/>
+                <w:szCs w:val="19"/>
+              </w:rPr>
+              <w:t xml:space="preserve">（蓝色按钮），顶部一排是菜单；电脑端在左下角 ⏻ 图标</w:t>
+            </w:r>
+          </w:p>
+        </w:tc>
+      </w:tr>
+      <w:tr>
+        <w:trPr>
+          <w:cantSplit/>
+        </w:trPr>
+        <w:tc>
+          <w:tcPr>
+            <w:tcW w:w="2447" w:type="dxa"/>
+            <w:vAlign w:val="center"/>
+          </w:tcPr>
+          <w:p>
+            <w:pPr>
+              <w:pStyle w:val="TableText"/>
+            </w:pPr>
+            <w:r>
+              <w:rPr>
+                <w:rFonts w:ascii="宋体" w:hAnsi="宋体" w:eastAsia="宋体" w:cs="宋体"/>
+                <w:sz w:val="19"/>
+                <w:szCs w:val="19"/>
+              </w:rPr>
+              <w:t xml:space="preserve">学生姓名看不出是谁</w:t>
+            </w:r>
+          </w:p>
+        </w:tc>
+        <w:tc>
+          <w:tcPr>
+            <w:tcW w:w="6965" w:type="dxa"/>
+            <w:vAlign w:val="center"/>
+          </w:tcPr>
+          <w:p>
+            <w:pPr>
+              <w:pStyle w:val="TableText"/>
+            </w:pPr>
+            <w:r>
+              <w:rPr>
+                <w:rFonts w:ascii="宋体" w:hAnsi="宋体" w:eastAsia="宋体" w:cs="宋体"/>
+                <w:sz w:val="19"/>
+                <w:szCs w:val="19"/>
+              </w:rPr>
+              <w:t xml:space="preserve">让学生把姓名改成「学号 + 姓名」；管理员也可在「账号管理 → 编辑」里直接改</w:t>
             </w:r>
           </w:p>
         </w:tc>

--- a/docs/2-云作业-管理员与教师使用手册.docx
+++ b/docs/2-云作业-管理员与教师使用手册.docx
@@ -2589,7 +2589,27 @@
           <w:sz w:val="20"/>
           <w:szCs w:val="20"/>
         </w:rPr>
-        <w:t xml:space="preserve">：学生注册时就能自己选班级，登录后也能自己切换（详见 3.6）。管理员仍然可以在「账号管理」里随时纠正学生的班级。</w:t>
+        <w:t xml:space="preserve">：学生注册时就能自己选班级（</w:t>
+      </w:r>
+      <w:r>
+        <w:rPr>
+          <w:rFonts w:ascii="宋体" w:hAnsi="宋体" w:eastAsia="宋体" w:cs="宋体"/>
+          <w:b/>
+          <w:bCs/>
+          <w:color w:val="1B3A7A"/>
+          <w:sz w:val="20"/>
+          <w:szCs w:val="20"/>
+        </w:rPr>
+        <w:t xml:space="preserve">可以多选，同时属于多个班</w:t>
+      </w:r>
+      <w:r>
+        <w:rPr>
+          <w:rFonts w:ascii="宋体" w:hAnsi="宋体" w:eastAsia="宋体" w:cs="宋体"/>
+          <w:color w:val="1B3A7A"/>
+          <w:sz w:val="20"/>
+          <w:szCs w:val="20"/>
+        </w:rPr>
+        <w:t xml:space="preserve">），登录后也能自己切换（详见 3.6）。管理员仍然可以在「账号管理」里随时纠正学生的班级。</w:t>
       </w:r>
     </w:p>
     <w:p>
@@ -6119,7 +6139,26 @@
                 <w:sz w:val="19"/>
                 <w:szCs w:val="19"/>
               </w:rPr>
-              <w:t xml:space="preserve">勾选后：学生注册时可选择班级，登录后也能自己切换</w:t>
+              <w:t xml:space="preserve">勾选后：学生注册时可选择班级（</w:t>
+            </w:r>
+            <w:r>
+              <w:rPr>
+                <w:rFonts w:ascii="宋体" w:hAnsi="宋体" w:eastAsia="宋体" w:cs="宋体"/>
+                <w:b/>
+                <w:bCs/>
+                <w:color w:val="16233D"/>
+                <w:sz w:val="19"/>
+                <w:szCs w:val="19"/>
+              </w:rPr>
+              <w:t xml:space="preserve">可多选</w:t>
+            </w:r>
+            <w:r>
+              <w:rPr>
+                <w:rFonts w:ascii="宋体" w:hAnsi="宋体" w:eastAsia="宋体" w:cs="宋体"/>
+                <w:sz w:val="19"/>
+                <w:szCs w:val="19"/>
+              </w:rPr>
+              <w:t xml:space="preserve">），登录后也能自己切换</w:t>
             </w:r>
           </w:p>
         </w:tc>
